--- a/laporan/laporan.docx
+++ b/laporan/laporan.docx
@@ -69,7 +69,7 @@
           <w:color w:val="000000" w:themeColor="text1"/>
         </w:rPr>
         <w:drawing>
-          <wp:inline distT="0" distB="0" distL="0" distR="0" wp14:anchorId="70534A3C" wp14:editId="232476D2">
+          <wp:inline distT="0" distB="0" distL="0" distR="0" wp14:anchorId="70534A3C" wp14:editId="0057B265">
             <wp:extent cx="1599574" cy="1597979"/>
             <wp:effectExtent l="0" t="0" r="635" b="2540"/>
             <wp:docPr id="1" name="Picture 1" descr="logo"/>
@@ -1912,6 +1912,9 @@
     </w:p>
     <w:p>
       <w:r>
+        <w:rPr>
+          <w:noProof/>
+        </w:rPr>
         <w:drawing>
           <wp:inline distT="0" distB="0" distL="0" distR="0" wp14:anchorId="07A39478" wp14:editId="29836463">
             <wp:extent cx="4940554" cy="4896102"/>
@@ -2231,21 +2234,7 @@
         <w:rPr>
           <w:lang w:val="en-US"/>
         </w:rPr>
-        <w:t xml:space="preserve"> UUID (</w:t>
-      </w:r>
-      <w:proofErr w:type="gramStart"/>
-      <w:r>
-        <w:rPr>
-          <w:lang w:val="en-US"/>
-        </w:rPr>
-        <w:t>binary(</w:t>
-      </w:r>
-      <w:proofErr w:type="gramEnd"/>
-      <w:r>
-        <w:rPr>
-          <w:lang w:val="en-US"/>
-        </w:rPr>
-        <w:t xml:space="preserve">16)) </w:t>
+        <w:t xml:space="preserve"> UUID (binary(16)) </w:t>
       </w:r>
       <w:proofErr w:type="spellStart"/>
       <w:r>
@@ -3337,21 +3326,7 @@
         <w:rPr>
           <w:lang w:val="en-US"/>
         </w:rPr>
-        <w:t xml:space="preserve"> id (PK, UUID), content, accepted (</w:t>
-      </w:r>
-      <w:proofErr w:type="gramStart"/>
-      <w:r>
-        <w:rPr>
-          <w:lang w:val="en-US"/>
-        </w:rPr>
-        <w:t>bit(</w:t>
-      </w:r>
-      <w:proofErr w:type="gramEnd"/>
-      <w:r>
-        <w:rPr>
-          <w:lang w:val="en-US"/>
-        </w:rPr>
-        <w:t xml:space="preserve">1) / </w:t>
+        <w:t xml:space="preserve"> id (PK, UUID), content, accepted (bit(1) / </w:t>
       </w:r>
       <w:proofErr w:type="spellStart"/>
       <w:r>
@@ -4548,21 +4523,7 @@
         <w:rPr>
           <w:lang w:val="en-US"/>
         </w:rPr>
-        <w:t xml:space="preserve"> (</w:t>
-      </w:r>
-      <w:proofErr w:type="gramStart"/>
-      <w:r>
-        <w:rPr>
-          <w:lang w:val="en-US"/>
-        </w:rPr>
-        <w:t>int(</w:t>
-      </w:r>
-      <w:proofErr w:type="gramEnd"/>
-      <w:r>
-        <w:rPr>
-          <w:lang w:val="en-US"/>
-        </w:rPr>
-        <w:t xml:space="preserve">11) </w:t>
+        <w:t xml:space="preserve"> (int(11) </w:t>
       </w:r>
       <w:proofErr w:type="spellStart"/>
       <w:r>
@@ -6240,7 +6201,6 @@
         </w:rPr>
         <w:t xml:space="preserve">├── </w:t>
       </w:r>
-      <w:proofErr w:type="gramStart"/>
       <w:r>
         <w:rPr>
           <w:rFonts w:ascii="Segoe UI Emoji" w:hAnsi="Segoe UI Emoji" w:cs="Segoe UI Emoji"/>
@@ -6262,7 +6222,6 @@
         <w:t>github</w:t>
       </w:r>
       <w:proofErr w:type="spellEnd"/>
-      <w:proofErr w:type="gramEnd"/>
       <w:r>
         <w:rPr>
           <w:lang w:val="en-US"/>
@@ -6358,14 +6317,7 @@
         <w:rPr>
           <w:lang w:val="en-US"/>
         </w:rPr>
-        <w:t xml:space="preserve"> *</w:t>
-      </w:r>
-      <w:proofErr w:type="gramStart"/>
-      <w:r>
-        <w:rPr>
-          <w:lang w:val="en-US"/>
-        </w:rPr>
-        <w:t>*.</w:t>
+        <w:t xml:space="preserve"> **.</w:t>
       </w:r>
       <w:proofErr w:type="spellStart"/>
       <w:r>
@@ -6375,7 +6327,6 @@
         <w:t>gitignore</w:t>
       </w:r>
       <w:proofErr w:type="spellEnd"/>
-      <w:proofErr w:type="gramEnd"/>
       <w:r>
         <w:rPr>
           <w:lang w:val="en-US"/>
@@ -6523,14 +6474,7 @@
         <w:rPr>
           <w:lang w:val="en-US"/>
         </w:rPr>
-        <w:t xml:space="preserve"> *</w:t>
-      </w:r>
-      <w:proofErr w:type="gramStart"/>
-      <w:r>
-        <w:rPr>
-          <w:lang w:val="en-US"/>
-        </w:rPr>
-        <w:t>*.</w:t>
+        <w:t xml:space="preserve"> **.</w:t>
       </w:r>
       <w:proofErr w:type="spellStart"/>
       <w:r>
@@ -6540,7 +6484,6 @@
         <w:t>gitignore</w:t>
       </w:r>
       <w:proofErr w:type="spellEnd"/>
-      <w:proofErr w:type="gramEnd"/>
       <w:r>
         <w:rPr>
           <w:lang w:val="en-US"/>
@@ -6560,7 +6503,6 @@
         </w:rPr>
         <w:t xml:space="preserve">├── </w:t>
       </w:r>
-      <w:proofErr w:type="gramStart"/>
       <w:r>
         <w:rPr>
           <w:rFonts w:ascii="Segoe UI Emoji" w:hAnsi="Segoe UI Emoji" w:cs="Segoe UI Emoji"/>
@@ -6582,7 +6524,6 @@
         <w:t>mvn</w:t>
       </w:r>
       <w:proofErr w:type="spellEnd"/>
-      <w:proofErr w:type="gramEnd"/>
       <w:r>
         <w:rPr>
           <w:lang w:val="en-US"/>
@@ -6642,7 +6583,6 @@
         <w:t xml:space="preserve"> maven-</w:t>
       </w:r>
       <w:proofErr w:type="spellStart"/>
-      <w:proofErr w:type="gramStart"/>
       <w:r>
         <w:rPr>
           <w:lang w:val="en-US"/>
@@ -6650,7 +6590,6 @@
         <w:t>wrapper.properties</w:t>
       </w:r>
       <w:proofErr w:type="spellEnd"/>
-      <w:proofErr w:type="gramEnd"/>
     </w:p>
     <w:p>
       <w:pPr>
@@ -6714,14 +6653,7 @@
         <w:rPr>
           <w:lang w:val="en-US"/>
         </w:rPr>
-        <w:t xml:space="preserve"> *</w:t>
-      </w:r>
-      <w:proofErr w:type="gramStart"/>
-      <w:r>
-        <w:rPr>
-          <w:lang w:val="en-US"/>
-        </w:rPr>
-        <w:t>*.</w:t>
+        <w:t xml:space="preserve"> **.</w:t>
       </w:r>
       <w:proofErr w:type="spellStart"/>
       <w:r>
@@ -6731,7 +6663,6 @@
         <w:t>gitignore</w:t>
       </w:r>
       <w:proofErr w:type="spellEnd"/>
-      <w:proofErr w:type="gramEnd"/>
       <w:r>
         <w:rPr>
           <w:lang w:val="en-US"/>
@@ -6765,7 +6696,6 @@
         <w:t xml:space="preserve"> </w:t>
       </w:r>
       <w:proofErr w:type="spellStart"/>
-      <w:proofErr w:type="gramStart"/>
       <w:r>
         <w:rPr>
           <w:lang w:val="en-US"/>
@@ -6773,7 +6703,6 @@
         <w:t>bun.lock</w:t>
       </w:r>
       <w:proofErr w:type="spellEnd"/>
-      <w:proofErr w:type="gramEnd"/>
     </w:p>
     <w:p>
       <w:pPr>
@@ -6866,7 +6795,6 @@
         <w:t xml:space="preserve"> **</w:t>
       </w:r>
       <w:proofErr w:type="spellStart"/>
-      <w:proofErr w:type="gramStart"/>
       <w:r>
         <w:rPr>
           <w:lang w:val="en-US"/>
@@ -6874,7 +6802,6 @@
         <w:t>package.json</w:t>
       </w:r>
       <w:proofErr w:type="spellEnd"/>
-      <w:proofErr w:type="gramEnd"/>
       <w:r>
         <w:rPr>
           <w:lang w:val="en-US"/>
@@ -8423,7 +8350,6 @@
         <w:t xml:space="preserve">️ </w:t>
       </w:r>
       <w:proofErr w:type="spellStart"/>
-      <w:proofErr w:type="gramStart"/>
       <w:r>
         <w:rPr>
           <w:lang w:val="en-US"/>
@@ -8431,7 +8357,6 @@
         <w:t>tsconfig.app.json</w:t>
       </w:r>
       <w:proofErr w:type="spellEnd"/>
-      <w:proofErr w:type="gramEnd"/>
     </w:p>
     <w:p>
       <w:pPr>
@@ -8472,7 +8397,6 @@
         <w:t xml:space="preserve"> **</w:t>
       </w:r>
       <w:proofErr w:type="spellStart"/>
-      <w:proofErr w:type="gramStart"/>
       <w:r>
         <w:rPr>
           <w:lang w:val="en-US"/>
@@ -8480,7 +8404,6 @@
         <w:t>tsconfig.json</w:t>
       </w:r>
       <w:proofErr w:type="spellEnd"/>
-      <w:proofErr w:type="gramEnd"/>
       <w:r>
         <w:rPr>
           <w:lang w:val="en-US"/>
@@ -8514,19 +8437,11 @@
         <w:t xml:space="preserve">️ </w:t>
       </w:r>
       <w:proofErr w:type="spellStart"/>
-      <w:proofErr w:type="gramStart"/>
-      <w:r>
-        <w:rPr>
-          <w:lang w:val="en-US"/>
-        </w:rPr>
-        <w:t>tsconfig.node</w:t>
-      </w:r>
-      <w:proofErr w:type="gramEnd"/>
-      <w:r>
-        <w:rPr>
-          <w:lang w:val="en-US"/>
-        </w:rPr>
-        <w:t>.json</w:t>
+      <w:r>
+        <w:rPr>
+          <w:lang w:val="en-US"/>
+        </w:rPr>
+        <w:t>tsconfig.node.json</w:t>
       </w:r>
       <w:proofErr w:type="spellEnd"/>
     </w:p>
@@ -8590,7 +8505,6 @@
         <w:t xml:space="preserve"> </w:t>
       </w:r>
       <w:proofErr w:type="spellStart"/>
-      <w:proofErr w:type="gramStart"/>
       <w:r>
         <w:rPr>
           <w:lang w:val="en-US"/>
@@ -8598,7 +8512,6 @@
         <w:t>bun.lock</w:t>
       </w:r>
       <w:proofErr w:type="spellEnd"/>
-      <w:proofErr w:type="gramEnd"/>
     </w:p>
     <w:p>
       <w:pPr>
@@ -10455,7 +10368,6 @@
         <w:t xml:space="preserve"> </w:t>
       </w:r>
       <w:proofErr w:type="spellStart"/>
-      <w:proofErr w:type="gramStart"/>
       <w:r>
         <w:rPr>
           <w:lang w:val="en-US"/>
@@ -10463,7 +10375,6 @@
         <w:t>application.properties</w:t>
       </w:r>
       <w:proofErr w:type="spellEnd"/>
-      <w:proofErr w:type="gramEnd"/>
     </w:p>
     <w:p>
       <w:pPr>
@@ -10961,15 +10872,7 @@
           <w:bCs/>
           <w:lang w:val="en-US"/>
         </w:rPr>
-        <w:t>mardira</w:t>
-      </w:r>
-      <w:r>
-        <w:rPr>
-          <w:b/>
-          <w:bCs/>
-          <w:lang w:val="en-US"/>
-        </w:rPr>
-        <w:t>_forums</w:t>
+        <w:t>mardira_forums</w:t>
       </w:r>
       <w:proofErr w:type="spellEnd"/>
       <w:r>
@@ -14915,7 +14818,6 @@
         <w:t xml:space="preserve"> </w:t>
       </w:r>
       <w:proofErr w:type="spellStart"/>
-      <w:proofErr w:type="gramStart"/>
       <w:r>
         <w:rPr>
           <w:lang w:val="en-US"/>
@@ -14923,7 +14825,6 @@
         <w:t>application.properties</w:t>
       </w:r>
       <w:proofErr w:type="spellEnd"/>
-      <w:proofErr w:type="gramEnd"/>
       <w:r>
         <w:rPr>
           <w:lang w:val="en-US"/>
@@ -15019,6 +14920,7 @@
       </w:pPr>
       <w:r>
         <w:rPr>
+          <w:noProof/>
           <w:lang w:val="en-US"/>
         </w:rPr>
         <w:drawing>
@@ -15066,6 +14968,7 @@
       </w:pPr>
       <w:r>
         <w:rPr>
+          <w:noProof/>
           <w:lang w:val="en-US"/>
         </w:rPr>
         <w:drawing>
@@ -15112,6 +15015,7 @@
       </w:r>
       <w:r>
         <w:rPr>
+          <w:noProof/>
           <w:lang w:val="en-US"/>
         </w:rPr>
         <w:drawing>
@@ -15159,6 +15063,7 @@
       </w:pPr>
       <w:r>
         <w:rPr>
+          <w:noProof/>
           <w:lang w:val="en-US"/>
         </w:rPr>
         <w:drawing>
@@ -16752,13 +16657,28 @@
           <w:lang w:val="en-US"/>
         </w:rPr>
       </w:pPr>
-    </w:p>
-    <w:p>
-      <w:pPr>
-        <w:rPr>
-          <w:lang w:val="en-US"/>
-        </w:rPr>
-      </w:pPr>
+      <w:r>
+        <w:rPr>
+          <w:lang w:val="en-US"/>
+        </w:rPr>
+        <w:t>Link Project:</w:t>
+      </w:r>
+    </w:p>
+    <w:p>
+      <w:pPr>
+        <w:rPr>
+          <w:lang w:val="en-US"/>
+        </w:rPr>
+      </w:pPr>
+      <w:hyperlink r:id="rId16" w:history="1">
+        <w:r>
+          <w:rPr>
+            <w:rStyle w:val="Hyperlink"/>
+            <w:lang w:val="en-US"/>
+          </w:rPr>
+          <w:t>https://github.com/lnx645/uas_project_forum-diskus</w:t>
+        </w:r>
+      </w:hyperlink>
     </w:p>
     <w:sectPr>
       <w:pgSz w:w="11906" w:h="16838"/>
@@ -18590,6 +18510,7 @@
   <w:style w:type="character" w:default="1" w:styleId="DefaultParagraphFont">
     <w:name w:val="Default Paragraph Font"/>
     <w:uiPriority w:val="1"/>
+    <w:semiHidden/>
     <w:unhideWhenUsed/>
   </w:style>
   <w:style w:type="table" w:default="1" w:styleId="TableNormal">
@@ -19449,6 +19370,18 @@
       </w:tblBorders>
     </w:tblPr>
   </w:style>
+  <w:style w:type="character" w:styleId="UnresolvedMention">
+    <w:name w:val="Unresolved Mention"/>
+    <w:basedOn w:val="DefaultParagraphFont"/>
+    <w:uiPriority w:val="99"/>
+    <w:semiHidden/>
+    <w:unhideWhenUsed/>
+    <w:rsid w:val="00A36B07"/>
+    <w:rPr>
+      <w:color w:val="605E5C"/>
+      <w:shd w:val="clear" w:color="auto" w:fill="E1DFDD"/>
+    </w:rPr>
+  </w:style>
 </w:styles>
 </file>
 
